--- a/site/docs/cert-prep/method.docx
+++ b/site/docs/cert-prep/method.docx
@@ -584,6 +584,82 @@
             </w:pPr>
             <w:r>
               <w:t xml:space="preserve">04</w:t>
+            </w:r>
+          </w:p>
+        </w:tc>
+      </w:tr>
+      <w:tr>
+        <w:trPr>
+          <w:cantSplit/>
+          <w:trHeight w:val="480" w:hRule="atLeast"/>
+        </w:trPr>
+        <w:tc>
+          <w:tcPr>
+            <w:tcW w:w="2520" w:type="dxa"/>
+          </w:tcPr>
+          <w:p>
+            <w:pPr>
+              <w:spacing w:after="0"/>
+            </w:pPr>
+            <w:r>
+              <w:t xml:space="preserve">CSAM</w:t>
+            </w:r>
+          </w:p>
+        </w:tc>
+        <w:tc>
+          <w:tcPr>
+            <w:tcW w:w="2520" w:type="dxa"/>
+          </w:tcPr>
+          <w:p>
+            <w:pPr>
+              <w:spacing w:after="0"/>
+            </w:pPr>
+            <w:r>
+              <w:t xml:space="preserve">Respond to a publisher audit letter with prepared evidence</w:t>
+            </w:r>
+          </w:p>
+        </w:tc>
+        <w:tc>
+          <w:tcPr>
+            <w:tcW w:w="2520" w:type="dxa"/>
+          </w:tcPr>
+          <w:p>
+            <w:pPr>
+              <w:spacing w:after="0"/>
+            </w:pPr>
+            <w:r>
+              <w:t xml:space="preserve">Audit letter</w:t>
+            </w:r>
+            <w:r>
+              <w:t xml:space="preserve">, </w:t>
+            </w:r>
+            <w:r>
+              <w:rPr>
+                <w:rFonts w:ascii="Consolas" w:hAnsi="Consolas"/>
+              </w:rPr>
+              <w:t xml:space="preserve">proofs-of-purchase.csv</w:t>
+            </w:r>
+            <w:r>
+              <w:t xml:space="preserve">, </w:t>
+            </w:r>
+            <w:r>
+              <w:rPr>
+                <w:rFonts w:ascii="Consolas" w:hAnsi="Consolas"/>
+              </w:rPr>
+              <w:t xml:space="preserve">audit-installs.csv</w:t>
+            </w:r>
+          </w:p>
+        </w:tc>
+        <w:tc>
+          <w:tcPr>
+            <w:tcW w:w="2520" w:type="dxa"/>
+          </w:tcPr>
+          <w:p>
+            <w:pPr>
+              <w:spacing w:after="0"/>
+            </w:pPr>
+            <w:r>
+              <w:t xml:space="preserve">08</w:t>
             </w:r>
           </w:p>
         </w:tc>
